--- a/web-app/files/docx_templates/_APUNTSS1.00312-01-16_TEMPLATE.docx
+++ b/web-app/files/docx_templates/_APUNTSS1.00312-01-16_TEMPLATE.docx
@@ -6589,8 +6589,6 @@
               </w:rPr>
               <w:fldChar w:fldCharType="end"/>
             </w:r>
-            <w:bookmarkStart w:id="0" w:name="_GoBack"/>
-            <w:bookmarkEnd w:id="0"/>
           </w:p>
         </w:tc>
         <w:tc>
@@ -7799,7 +7797,7 @@
           <w:lang w:eastAsia="en-US"/>
         </w:rPr>
       </w:pPr>
-      <w:bookmarkStart w:id="1" w:name="_Ref226857360"/>
+      <w:bookmarkStart w:id="0" w:name="_Ref226857360"/>
       <w:r>
         <w:rPr>
           <w:rFonts w:ascii="Arial" w:hAnsi="Arial" w:cs="Arial"/>
@@ -7807,7 +7805,7 @@
         <w:t>Akceptant zobowiązuje się do informowania eService o wszystkich zmianach dotyczących prowadzonej działalności, a w szczególności o zmianie: siedziby, miejsca prowadzenia działalności, formy prawnej prowadzonej działalności, zaprzestania działalności, numeru konta bankowego, nazwy, profilu działalności. Informacja ta wymaga zachowania formy pisemnej i musi być dostarczona do siedziby eService lub przesłana listem poleconym w ciągu 14 dni przed datą zaistnienia zmiany. eService zobowiązuje się do uwzględnienia wszelkich zmian z pierwszym dniem miesiąca kalendarzowego następującego po dniu otrzymania przez eService zawiadomienia.</w:t>
       </w:r>
     </w:p>
-    <w:bookmarkEnd w:id="1"/>
+    <w:bookmarkEnd w:id="0"/>
     <w:p>
       <w:pPr>
         <w:pStyle w:val="BodyText"/>
@@ -8122,7 +8120,7 @@
                 <w:lang w:val="pl-PL"/>
               </w:rPr>
             </w:pPr>
-            <w:bookmarkStart w:id="2" w:name="podpisPierwszegoReprezentanta"/>
+            <w:bookmarkStart w:id="1" w:name="podpisPierwszegoReprezentanta"/>
             <w:r>
               <w:rPr>
                 <w:rFonts w:ascii="Arial" w:hAnsi="Arial" w:cs="Arial"/>
@@ -8175,7 +8173,7 @@
                 </wp:inline>
               </w:drawing>
             </w:r>
-            <w:bookmarkEnd w:id="2"/>
+            <w:bookmarkEnd w:id="1"/>
           </w:p>
         </w:tc>
         <w:tc>
@@ -8192,7 +8190,7 @@
                 <w:lang w:val="pl-PL"/>
               </w:rPr>
             </w:pPr>
-            <w:bookmarkStart w:id="3" w:name="podpisDrugiegoReprezentanta"/>
+            <w:bookmarkStart w:id="2" w:name="podpisDrugiegoReprezentanta"/>
             <w:r>
               <w:rPr>
                 <w:rFonts w:ascii="Arial" w:hAnsi="Arial" w:cs="Arial"/>
@@ -8245,7 +8243,7 @@
                 </wp:inline>
               </w:drawing>
             </w:r>
-            <w:bookmarkEnd w:id="3"/>
+            <w:bookmarkEnd w:id="2"/>
           </w:p>
         </w:tc>
         <w:tc>
@@ -8920,7 +8918,7 @@
                 <w:lang w:val="pl-PL"/>
               </w:rPr>
             </w:pPr>
-            <w:bookmarkStart w:id="4" w:name="podpisPh"/>
+            <w:bookmarkStart w:id="3" w:name="podpisPh"/>
             <w:r>
               <w:rPr>
                 <w:rFonts w:ascii="Arial" w:hAnsi="Arial" w:cs="Arial"/>
@@ -8971,7 +8969,7 @@
                 </wp:inline>
               </w:drawing>
             </w:r>
-            <w:bookmarkEnd w:id="4"/>
+            <w:bookmarkEnd w:id="3"/>
           </w:p>
         </w:tc>
       </w:tr>
@@ -9380,8 +9378,9 @@
                 <w:color w:val="000000"/>
                 <w:sz w:val="16"/>
                 <w:szCs w:val="16"/>
-              </w:rPr>
-              <w:instrText xml:space="preserve"> MERGEFIELD  "#if($zestawyPOM.size()&gt;$i)$zestawyPOM[$i].PelnaNazwaPunktu#else #end"  \* MERGEFORMAT </w:instrText>
+                <w:lang w:val="pl-PL"/>
+              </w:rPr>
+              <w:instrText xml:space="preserve"> MERGEFIELD  "#if($cardPomPoints.size()&gt;$i)$cardPomPoints[$i].PelnaNazwaPunktu#else #end"  \* MERGEFORMAT </w:instrText>
             </w:r>
             <w:r>
               <w:rPr>
@@ -9401,28 +9400,9 @@
                 <w:color w:val="000000"/>
                 <w:sz w:val="16"/>
                 <w:szCs w:val="16"/>
-              </w:rPr>
-              <w:t>«#if($</w:t>
-            </w:r>
-            <w:r>
-              <w:rPr>
-                <w:rFonts w:ascii="Arial" w:hAnsi="Arial" w:cs="Arial"/>
-                <w:noProof/>
-                <w:color w:val="000000"/>
-                <w:sz w:val="16"/>
-                <w:szCs w:val="16"/>
-              </w:rPr>
-              <w:t>zestawyPOM</w:t>
-            </w:r>
-            <w:r>
-              <w:rPr>
-                <w:rFonts w:ascii="Arial" w:hAnsi="Arial" w:cs="Arial"/>
-                <w:noProof/>
-                <w:color w:val="000000"/>
-                <w:sz w:val="16"/>
-                <w:szCs w:val="16"/>
-              </w:rPr>
-              <w:t>.size()&gt;$i)$zestawyPOM[$i»</w:t>
+                <w:lang w:val="pl-PL"/>
+              </w:rPr>
+              <w:t>«#if($cardPomPoints.size()&gt;$i)$cardPomPoi»</w:t>
             </w:r>
             <w:r>
               <w:rPr>
@@ -9524,7 +9504,7 @@
                 <w:sz w:val="16"/>
                 <w:szCs w:val="16"/>
               </w:rPr>
-              <w:instrText xml:space="preserve"> MERGEFIELD  "#if($zestawyPOM.size()&gt;$i)$zestawyPOM[$i].UlicaINumerDomu / $zestawyPOM[$i].Miejscowosc / $zestawyPOM[$i].KodPocztowy#else #end"  \* MERGEFORMAT </w:instrText>
+              <w:instrText xml:space="preserve"> MERGEFIELD  "#if($cardPomPoints.size()&gt;$i)$cardPomPoints[$i].UlicaINumerDomu / $cardPomPoints[$i].Miejscowosc / $cardPomPoints[$i].KodPocztowy#else #end"  \* MERGEFORMAT </w:instrText>
             </w:r>
             <w:r>
               <w:rPr>
@@ -9543,7 +9523,7 @@
                 <w:sz w:val="16"/>
                 <w:szCs w:val="16"/>
               </w:rPr>
-              <w:t>«#if($zestawyPOM.size()&gt;$i)$zestawyPOM[$i»</w:t>
+              <w:t>«#if($cardPomPoints.size()&gt;$i)$cardPomPoi»</w:t>
             </w:r>
             <w:r>
               <w:rPr>
@@ -9554,6 +9534,8 @@
               </w:rPr>
               <w:fldChar w:fldCharType="end"/>
             </w:r>
+            <w:bookmarkStart w:id="4" w:name="_GoBack"/>
+            <w:bookmarkEnd w:id="4"/>
           </w:p>
         </w:tc>
       </w:tr>
@@ -9717,7 +9699,7 @@
         <w:sz w:val="16"/>
         <w:szCs w:val="16"/>
       </w:rPr>
-      <w:t>5</w:t>
+      <w:t>6</w:t>
     </w:r>
     <w:r>
       <w:rPr>
@@ -10004,7 +9986,7 @@
           <v:imagedata r:id="rId1" o:title=""/>
           <w10:wrap type="topAndBottom"/>
         </v:shape>
-        <o:OLEObject Type="Embed" ProgID="MSPhotoEd.3" ShapeID="_x0000_s2049" DrawAspect="Content" ObjectID="_1436872530" r:id="rId2"/>
+        <o:OLEObject Type="Embed" ProgID="MSPhotoEd.3" ShapeID="_x0000_s2049" DrawAspect="Content" ObjectID="_1437894172" r:id="rId2"/>
       </w:pict>
     </w:r>
   </w:p>
@@ -16194,7 +16176,7 @@
 </file>
 
 <file path=customXml/itemProps1.xml><?xml version="1.0" encoding="utf-8"?>
-<ds:datastoreItem xmlns:ds="http://schemas.openxmlformats.org/officeDocument/2006/customXml" ds:itemID="{EDA7DEAC-2E78-41A3-BAB8-2B8A13D28178}">
+<ds:datastoreItem xmlns:ds="http://schemas.openxmlformats.org/officeDocument/2006/customXml" ds:itemID="{8AA52769-9E4E-40FD-AB70-6DEDD07F5194}">
   <ds:schemaRefs>
     <ds:schemaRef ds:uri="http://schemas.openxmlformats.org/officeDocument/2006/bibliography"/>
   </ds:schemaRefs>
